--- a/Experiment 9.docx
+++ b/Experiment 9.docx
@@ -69,7 +69,7 @@
                     <pic:cNvPicPr/>
                   </pic:nvPicPr>
                   <pic:blipFill>
-                    <a:blip r:embed="rId5">
+                    <a:blip r:embed="rId6">
                       <a:extLst>
                         <a:ext uri="{28A0092B-C50C-407E-A947-70E740481C1C}">
                           <a14:useLocalDpi xmlns:a14="http://schemas.microsoft.com/office/drawing/2010/main" val="0"/>
@@ -150,7 +150,7 @@
                     <pic:cNvPicPr/>
                   </pic:nvPicPr>
                   <pic:blipFill>
-                    <a:blip r:embed="rId6">
+                    <a:blip r:embed="rId7">
                       <a:extLst>
                         <a:ext uri="{28A0092B-C50C-407E-A947-70E740481C1C}">
                           <a14:useLocalDpi xmlns:a14="http://schemas.microsoft.com/office/drawing/2010/main" val="0"/>
@@ -281,7 +281,7 @@
                     <pic:cNvPicPr/>
                   </pic:nvPicPr>
                   <pic:blipFill>
-                    <a:blip r:embed="rId7">
+                    <a:blip r:embed="rId8">
                       <a:extLst>
                         <a:ext uri="{28A0092B-C50C-407E-A947-70E740481C1C}">
                           <a14:useLocalDpi xmlns:a14="http://schemas.microsoft.com/office/drawing/2010/main" val="0"/>
@@ -310,6 +310,137 @@
     </w:p>
     <w:p>
       <w:pPr>
+        <w:pStyle w:val="ListParagraph"/>
+        <w:rPr>
+          <w:lang w:val="en-US"/>
+        </w:rPr>
+      </w:pPr>
+    </w:p>
+    <w:p>
+      <w:pPr>
+        <w:pStyle w:val="ListParagraph"/>
+        <w:rPr>
+          <w:lang w:val="en-US"/>
+        </w:rPr>
+      </w:pPr>
+      <w:r>
+        <w:rPr>
+          <w:lang w:val="en-US"/>
+        </w:rPr>
+        <w:t xml:space="preserve">  select * from </w:t>
+      </w:r>
+      <w:proofErr w:type="spellStart"/>
+      <w:r>
+        <w:rPr>
+          <w:lang w:val="en-US"/>
+        </w:rPr>
+        <w:t>bank_headoffice</w:t>
+      </w:r>
+      <w:proofErr w:type="spellEnd"/>
+      <w:r>
+        <w:rPr>
+          <w:lang w:val="en-US"/>
+        </w:rPr>
+        <w:t>;</w:t>
+      </w:r>
+    </w:p>
+    <w:p>
+      <w:pPr>
+        <w:pStyle w:val="ListParagraph"/>
+        <w:rPr>
+          <w:lang w:val="en-US"/>
+        </w:rPr>
+      </w:pPr>
+    </w:p>
+    <w:p>
+      <w:pPr>
+        <w:pStyle w:val="ListParagraph"/>
+        <w:rPr>
+          <w:lang w:val="en-US"/>
+        </w:rPr>
+      </w:pPr>
+      <w:r>
+        <w:rPr>
+          <w:noProof/>
+          <w:lang w:val="en-US"/>
+        </w:rPr>
+        <w:drawing>
+          <wp:inline distT="0" distB="0" distL="0" distR="0" wp14:anchorId="13C01BD3" wp14:editId="6585FAC7">
+            <wp:extent cx="3591426" cy="762106"/>
+            <wp:effectExtent l="0" t="0" r="9525" b="0"/>
+            <wp:docPr id="11" name="Picture 11"/>
+            <wp:cNvGraphicFramePr>
+              <a:graphicFrameLocks xmlns:a="http://schemas.openxmlformats.org/drawingml/2006/main" noChangeAspect="1"/>
+            </wp:cNvGraphicFramePr>
+            <a:graphic xmlns:a="http://schemas.openxmlformats.org/drawingml/2006/main">
+              <a:graphicData uri="http://schemas.openxmlformats.org/drawingml/2006/picture">
+                <pic:pic xmlns:pic="http://schemas.openxmlformats.org/drawingml/2006/picture">
+                  <pic:nvPicPr>
+                    <pic:cNvPr id="11" name="Picture 11"/>
+                    <pic:cNvPicPr/>
+                  </pic:nvPicPr>
+                  <pic:blipFill>
+                    <a:blip r:embed="rId9">
+                      <a:extLst>
+                        <a:ext uri="{28A0092B-C50C-407E-A947-70E740481C1C}">
+                          <a14:useLocalDpi xmlns:a14="http://schemas.microsoft.com/office/drawing/2010/main" val="0"/>
+                        </a:ext>
+                      </a:extLst>
+                    </a:blip>
+                    <a:stretch>
+                      <a:fillRect/>
+                    </a:stretch>
+                  </pic:blipFill>
+                  <pic:spPr>
+                    <a:xfrm>
+                      <a:off x="0" y="0"/>
+                      <a:ext cx="3591426" cy="762106"/>
+                    </a:xfrm>
+                    <a:prstGeom prst="rect">
+                      <a:avLst/>
+                    </a:prstGeom>
+                  </pic:spPr>
+                </pic:pic>
+              </a:graphicData>
+            </a:graphic>
+          </wp:inline>
+        </w:drawing>
+      </w:r>
+    </w:p>
+    <w:p>
+      <w:pPr>
+        <w:pStyle w:val="ListParagraph"/>
+        <w:rPr>
+          <w:lang w:val="en-US"/>
+        </w:rPr>
+      </w:pPr>
+    </w:p>
+    <w:p>
+      <w:pPr>
+        <w:pStyle w:val="ListParagraph"/>
+        <w:rPr>
+          <w:lang w:val="en-US"/>
+        </w:rPr>
+      </w:pPr>
+    </w:p>
+    <w:p>
+      <w:pPr>
+        <w:pStyle w:val="ListParagraph"/>
+        <w:rPr>
+          <w:lang w:val="en-US"/>
+        </w:rPr>
+      </w:pPr>
+    </w:p>
+    <w:p>
+      <w:pPr>
+        <w:pStyle w:val="ListParagraph"/>
+        <w:rPr>
+          <w:lang w:val="en-US"/>
+        </w:rPr>
+      </w:pPr>
+    </w:p>
+    <w:p>
+      <w:pPr>
         <w:rPr>
           <w:lang w:val="en-US"/>
         </w:rPr>
@@ -416,7 +547,6 @@
         <w:rPr>
           <w:lang w:val="en-US"/>
         </w:rPr>
-        <w:lastRenderedPageBreak/>
         <w:t xml:space="preserve">         </w:t>
       </w:r>
       <w:r>
@@ -440,7 +570,7 @@
                     <pic:cNvPicPr/>
                   </pic:nvPicPr>
                   <pic:blipFill>
-                    <a:blip r:embed="rId8">
+                    <a:blip r:embed="rId10">
                       <a:extLst>
                         <a:ext uri="{28A0092B-C50C-407E-A947-70E740481C1C}">
                           <a14:useLocalDpi xmlns:a14="http://schemas.microsoft.com/office/drawing/2010/main" val="0"/>
@@ -473,6 +603,157 @@
           <w:lang w:val="en-US"/>
         </w:rPr>
       </w:pPr>
+      <w:r>
+        <w:rPr>
+          <w:lang w:val="en-US"/>
+        </w:rPr>
+        <w:t xml:space="preserve">          </w:t>
+      </w:r>
+    </w:p>
+    <w:p>
+      <w:pPr>
+        <w:rPr>
+          <w:lang w:val="en-US"/>
+        </w:rPr>
+      </w:pPr>
+      <w:r>
+        <w:rPr>
+          <w:lang w:val="en-US"/>
+        </w:rPr>
+        <w:t xml:space="preserve">        </w:t>
+      </w:r>
+      <w:r>
+        <w:rPr>
+          <w:lang w:val="en-US"/>
+        </w:rPr>
+        <w:t xml:space="preserve">select * from </w:t>
+      </w:r>
+      <w:proofErr w:type="spellStart"/>
+      <w:r>
+        <w:rPr>
+          <w:lang w:val="en-US"/>
+        </w:rPr>
+        <w:t>bank_b</w:t>
+      </w:r>
+      <w:r>
+        <w:rPr>
+          <w:lang w:val="en-US"/>
+        </w:rPr>
+        <w:t>an</w:t>
+      </w:r>
+      <w:r>
+        <w:rPr>
+          <w:lang w:val="en-US"/>
+        </w:rPr>
+        <w:t>ch</w:t>
+      </w:r>
+      <w:proofErr w:type="spellEnd"/>
+      <w:r>
+        <w:rPr>
+          <w:lang w:val="en-US"/>
+        </w:rPr>
+        <w:t>;</w:t>
+      </w:r>
+    </w:p>
+    <w:p>
+      <w:pPr>
+        <w:rPr>
+          <w:lang w:val="en-US"/>
+        </w:rPr>
+      </w:pPr>
+    </w:p>
+    <w:p>
+      <w:pPr>
+        <w:rPr>
+          <w:lang w:val="en-US"/>
+        </w:rPr>
+      </w:pPr>
+      <w:r>
+        <w:rPr>
+          <w:lang w:val="en-US"/>
+        </w:rPr>
+        <w:t xml:space="preserve">          </w:t>
+      </w:r>
+    </w:p>
+    <w:p>
+      <w:pPr>
+        <w:rPr>
+          <w:lang w:val="en-US"/>
+        </w:rPr>
+      </w:pPr>
+      <w:r>
+        <w:rPr>
+          <w:lang w:val="en-US"/>
+        </w:rPr>
+        <w:t xml:space="preserve">          </w:t>
+      </w:r>
+      <w:r>
+        <w:rPr>
+          <w:noProof/>
+          <w:lang w:val="en-US"/>
+        </w:rPr>
+        <w:drawing>
+          <wp:inline distT="0" distB="0" distL="0" distR="0" wp14:anchorId="3FBAF5DF" wp14:editId="460889EC">
+            <wp:extent cx="4972050" cy="1176083"/>
+            <wp:effectExtent l="0" t="0" r="0" b="5080"/>
+            <wp:docPr id="12" name="Picture 12"/>
+            <wp:cNvGraphicFramePr>
+              <a:graphicFrameLocks xmlns:a="http://schemas.openxmlformats.org/drawingml/2006/main" noChangeAspect="1"/>
+            </wp:cNvGraphicFramePr>
+            <a:graphic xmlns:a="http://schemas.openxmlformats.org/drawingml/2006/main">
+              <a:graphicData uri="http://schemas.openxmlformats.org/drawingml/2006/picture">
+                <pic:pic xmlns:pic="http://schemas.openxmlformats.org/drawingml/2006/picture">
+                  <pic:nvPicPr>
+                    <pic:cNvPr id="12" name="Picture 12"/>
+                    <pic:cNvPicPr/>
+                  </pic:nvPicPr>
+                  <pic:blipFill>
+                    <a:blip r:embed="rId11">
+                      <a:extLst>
+                        <a:ext uri="{28A0092B-C50C-407E-A947-70E740481C1C}">
+                          <a14:useLocalDpi xmlns:a14="http://schemas.microsoft.com/office/drawing/2010/main" val="0"/>
+                        </a:ext>
+                      </a:extLst>
+                    </a:blip>
+                    <a:stretch>
+                      <a:fillRect/>
+                    </a:stretch>
+                  </pic:blipFill>
+                  <pic:spPr>
+                    <a:xfrm>
+                      <a:off x="0" y="0"/>
+                      <a:ext cx="4989046" cy="1180103"/>
+                    </a:xfrm>
+                    <a:prstGeom prst="rect">
+                      <a:avLst/>
+                    </a:prstGeom>
+                  </pic:spPr>
+                </pic:pic>
+              </a:graphicData>
+            </a:graphic>
+          </wp:inline>
+        </w:drawing>
+      </w:r>
+    </w:p>
+    <w:p>
+      <w:pPr>
+        <w:rPr>
+          <w:lang w:val="en-US"/>
+        </w:rPr>
+      </w:pPr>
+      <w:r>
+        <w:rPr>
+          <w:lang w:val="en-US"/>
+        </w:rPr>
+        <w:t xml:space="preserve">         </w:t>
+      </w:r>
+    </w:p>
+    <w:p>
+      <w:pPr>
+        <w:rPr>
+          <w:lang w:val="en-US"/>
+        </w:rPr>
+      </w:pPr>
     </w:p>
     <w:p>
       <w:pPr>
@@ -538,7 +819,7 @@
                     <pic:cNvPicPr/>
                   </pic:nvPicPr>
                   <pic:blipFill>
-                    <a:blip r:embed="rId9">
+                    <a:blip r:embed="rId12">
                       <a:extLst>
                         <a:ext uri="{28A0092B-C50C-407E-A947-70E740481C1C}">
                           <a14:useLocalDpi xmlns:a14="http://schemas.microsoft.com/office/drawing/2010/main" val="0"/>
@@ -567,6 +848,123 @@
     </w:p>
     <w:p>
       <w:pPr>
+        <w:pStyle w:val="ListParagraph"/>
+        <w:rPr>
+          <w:lang w:val="en-US"/>
+        </w:rPr>
+      </w:pPr>
+    </w:p>
+    <w:p>
+      <w:pPr>
+        <w:pStyle w:val="ListParagraph"/>
+        <w:rPr>
+          <w:lang w:val="en-US"/>
+        </w:rPr>
+      </w:pPr>
+      <w:r>
+        <w:rPr>
+          <w:lang w:val="en-US"/>
+        </w:rPr>
+        <w:t xml:space="preserve">  select * from branches;</w:t>
+      </w:r>
+    </w:p>
+    <w:p>
+      <w:pPr>
+        <w:pStyle w:val="ListParagraph"/>
+        <w:rPr>
+          <w:lang w:val="en-US"/>
+        </w:rPr>
+      </w:pPr>
+    </w:p>
+    <w:p>
+      <w:pPr>
+        <w:pStyle w:val="ListParagraph"/>
+        <w:rPr>
+          <w:lang w:val="en-US"/>
+        </w:rPr>
+      </w:pPr>
+      <w:r>
+        <w:rPr>
+          <w:noProof/>
+          <w:lang w:val="en-US"/>
+        </w:rPr>
+        <w:drawing>
+          <wp:inline distT="0" distB="0" distL="0" distR="0" wp14:anchorId="05B4EBFD" wp14:editId="1314CCD0">
+            <wp:extent cx="4239217" cy="657317"/>
+            <wp:effectExtent l="0" t="0" r="0" b="9525"/>
+            <wp:docPr id="14" name="Picture 14"/>
+            <wp:cNvGraphicFramePr>
+              <a:graphicFrameLocks xmlns:a="http://schemas.openxmlformats.org/drawingml/2006/main" noChangeAspect="1"/>
+            </wp:cNvGraphicFramePr>
+            <a:graphic xmlns:a="http://schemas.openxmlformats.org/drawingml/2006/main">
+              <a:graphicData uri="http://schemas.openxmlformats.org/drawingml/2006/picture">
+                <pic:pic xmlns:pic="http://schemas.openxmlformats.org/drawingml/2006/picture">
+                  <pic:nvPicPr>
+                    <pic:cNvPr id="14" name="Picture 14"/>
+                    <pic:cNvPicPr/>
+                  </pic:nvPicPr>
+                  <pic:blipFill>
+                    <a:blip r:embed="rId13">
+                      <a:extLst>
+                        <a:ext uri="{28A0092B-C50C-407E-A947-70E740481C1C}">
+                          <a14:useLocalDpi xmlns:a14="http://schemas.microsoft.com/office/drawing/2010/main" val="0"/>
+                        </a:ext>
+                      </a:extLst>
+                    </a:blip>
+                    <a:stretch>
+                      <a:fillRect/>
+                    </a:stretch>
+                  </pic:blipFill>
+                  <pic:spPr>
+                    <a:xfrm>
+                      <a:off x="0" y="0"/>
+                      <a:ext cx="4239217" cy="657317"/>
+                    </a:xfrm>
+                    <a:prstGeom prst="rect">
+                      <a:avLst/>
+                    </a:prstGeom>
+                  </pic:spPr>
+                </pic:pic>
+              </a:graphicData>
+            </a:graphic>
+          </wp:inline>
+        </w:drawing>
+      </w:r>
+    </w:p>
+    <w:p>
+      <w:pPr>
+        <w:pStyle w:val="ListParagraph"/>
+        <w:rPr>
+          <w:lang w:val="en-US"/>
+        </w:rPr>
+      </w:pPr>
+    </w:p>
+    <w:p>
+      <w:pPr>
+        <w:pStyle w:val="ListParagraph"/>
+        <w:rPr>
+          <w:lang w:val="en-US"/>
+        </w:rPr>
+      </w:pPr>
+    </w:p>
+    <w:p>
+      <w:pPr>
+        <w:pStyle w:val="ListParagraph"/>
+        <w:rPr>
+          <w:lang w:val="en-US"/>
+        </w:rPr>
+      </w:pPr>
+    </w:p>
+    <w:p>
+      <w:pPr>
+        <w:pStyle w:val="ListParagraph"/>
+        <w:rPr>
+          <w:lang w:val="en-US"/>
+        </w:rPr>
+      </w:pPr>
+    </w:p>
+    <w:p>
+      <w:pPr>
         <w:rPr>
           <w:lang w:val="en-US"/>
         </w:rPr>
@@ -712,7 +1110,7 @@
                     <pic:cNvPicPr/>
                   </pic:nvPicPr>
                   <pic:blipFill>
-                    <a:blip r:embed="rId10">
+                    <a:blip r:embed="rId14">
                       <a:extLst>
                         <a:ext uri="{28A0092B-C50C-407E-A947-70E740481C1C}">
                           <a14:useLocalDpi xmlns:a14="http://schemas.microsoft.com/office/drawing/2010/main" val="0"/>
@@ -745,6 +1143,80 @@
           <w:lang w:val="en-US"/>
         </w:rPr>
       </w:pPr>
+      <w:r>
+        <w:rPr>
+          <w:lang w:val="en-US"/>
+        </w:rPr>
+        <w:t xml:space="preserve">  select * from </w:t>
+      </w:r>
+      <w:proofErr w:type="spellStart"/>
+      <w:r>
+        <w:rPr>
+          <w:lang w:val="en-US"/>
+        </w:rPr>
+        <w:t>bank_branch</w:t>
+      </w:r>
+      <w:proofErr w:type="spellEnd"/>
+      <w:r>
+        <w:rPr>
+          <w:lang w:val="en-US"/>
+        </w:rPr>
+        <w:t>;</w:t>
+      </w:r>
+    </w:p>
+    <w:p>
+      <w:pPr>
+        <w:rPr>
+          <w:lang w:val="en-US"/>
+        </w:rPr>
+      </w:pPr>
+      <w:r>
+        <w:rPr>
+          <w:noProof/>
+          <w:lang w:val="en-US"/>
+        </w:rPr>
+        <w:drawing>
+          <wp:inline distT="0" distB="0" distL="0" distR="0" wp14:anchorId="46777D41" wp14:editId="710D0C24">
+            <wp:extent cx="3105583" cy="1428949"/>
+            <wp:effectExtent l="0" t="0" r="0" b="0"/>
+            <wp:docPr id="13" name="Picture 13"/>
+            <wp:cNvGraphicFramePr>
+              <a:graphicFrameLocks xmlns:a="http://schemas.openxmlformats.org/drawingml/2006/main" noChangeAspect="1"/>
+            </wp:cNvGraphicFramePr>
+            <a:graphic xmlns:a="http://schemas.openxmlformats.org/drawingml/2006/main">
+              <a:graphicData uri="http://schemas.openxmlformats.org/drawingml/2006/picture">
+                <pic:pic xmlns:pic="http://schemas.openxmlformats.org/drawingml/2006/picture">
+                  <pic:nvPicPr>
+                    <pic:cNvPr id="13" name="Picture 13"/>
+                    <pic:cNvPicPr/>
+                  </pic:nvPicPr>
+                  <pic:blipFill>
+                    <a:blip r:embed="rId15">
+                      <a:extLst>
+                        <a:ext uri="{28A0092B-C50C-407E-A947-70E740481C1C}">
+                          <a14:useLocalDpi xmlns:a14="http://schemas.microsoft.com/office/drawing/2010/main" val="0"/>
+                        </a:ext>
+                      </a:extLst>
+                    </a:blip>
+                    <a:stretch>
+                      <a:fillRect/>
+                    </a:stretch>
+                  </pic:blipFill>
+                  <pic:spPr>
+                    <a:xfrm>
+                      <a:off x="0" y="0"/>
+                      <a:ext cx="3105583" cy="1428949"/>
+                    </a:xfrm>
+                    <a:prstGeom prst="rect">
+                      <a:avLst/>
+                    </a:prstGeom>
+                  </pic:spPr>
+                </pic:pic>
+              </a:graphicData>
+            </a:graphic>
+          </wp:inline>
+        </w:drawing>
+      </w:r>
     </w:p>
     <w:p>
       <w:pPr>
@@ -848,7 +1320,7 @@
                     <pic:cNvPicPr/>
                   </pic:nvPicPr>
                   <pic:blipFill>
-                    <a:blip r:embed="rId11">
+                    <a:blip r:embed="rId16">
                       <a:extLst>
                         <a:ext uri="{28A0092B-C50C-407E-A947-70E740481C1C}">
                           <a14:useLocalDpi xmlns:a14="http://schemas.microsoft.com/office/drawing/2010/main" val="0"/>
@@ -863,6 +1335,102 @@
                     <a:xfrm>
                       <a:off x="0" y="0"/>
                       <a:ext cx="1886213" cy="619211"/>
+                    </a:xfrm>
+                    <a:prstGeom prst="rect">
+                      <a:avLst/>
+                    </a:prstGeom>
+                  </pic:spPr>
+                </pic:pic>
+              </a:graphicData>
+            </a:graphic>
+          </wp:inline>
+        </w:drawing>
+      </w:r>
+    </w:p>
+    <w:p>
+      <w:pPr>
+        <w:rPr>
+          <w:lang w:val="en-US"/>
+        </w:rPr>
+      </w:pPr>
+    </w:p>
+    <w:p>
+      <w:pPr>
+        <w:rPr>
+          <w:lang w:val="en-US"/>
+        </w:rPr>
+      </w:pPr>
+      <w:r>
+        <w:rPr>
+          <w:lang w:val="en-US"/>
+        </w:rPr>
+        <w:t xml:space="preserve">  select * from </w:t>
+      </w:r>
+      <w:proofErr w:type="spellStart"/>
+      <w:r>
+        <w:rPr>
+          <w:lang w:val="en-US"/>
+        </w:rPr>
+        <w:t>banks_head</w:t>
+      </w:r>
+      <w:proofErr w:type="spellEnd"/>
+      <w:r>
+        <w:rPr>
+          <w:lang w:val="en-US"/>
+        </w:rPr>
+        <w:t>;</w:t>
+      </w:r>
+    </w:p>
+    <w:p>
+      <w:pPr>
+        <w:rPr>
+          <w:lang w:val="en-US"/>
+        </w:rPr>
+      </w:pPr>
+    </w:p>
+    <w:p>
+      <w:pPr>
+        <w:rPr>
+          <w:lang w:val="en-US"/>
+        </w:rPr>
+      </w:pPr>
+      <w:r>
+        <w:rPr>
+          <w:noProof/>
+          <w:lang w:val="en-US"/>
+        </w:rPr>
+        <w:lastRenderedPageBreak/>
+        <w:drawing>
+          <wp:inline distT="0" distB="0" distL="0" distR="0" wp14:anchorId="33EAA08C" wp14:editId="55419FB8">
+            <wp:extent cx="4134427" cy="1228896"/>
+            <wp:effectExtent l="0" t="0" r="0" b="0"/>
+            <wp:docPr id="15" name="Picture 15"/>
+            <wp:cNvGraphicFramePr>
+              <a:graphicFrameLocks xmlns:a="http://schemas.openxmlformats.org/drawingml/2006/main" noChangeAspect="1"/>
+            </wp:cNvGraphicFramePr>
+            <a:graphic xmlns:a="http://schemas.openxmlformats.org/drawingml/2006/main">
+              <a:graphicData uri="http://schemas.openxmlformats.org/drawingml/2006/picture">
+                <pic:pic xmlns:pic="http://schemas.openxmlformats.org/drawingml/2006/picture">
+                  <pic:nvPicPr>
+                    <pic:cNvPr id="15" name="Picture 15"/>
+                    <pic:cNvPicPr/>
+                  </pic:nvPicPr>
+                  <pic:blipFill>
+                    <a:blip r:embed="rId17">
+                      <a:extLst>
+                        <a:ext uri="{28A0092B-C50C-407E-A947-70E740481C1C}">
+                          <a14:useLocalDpi xmlns:a14="http://schemas.microsoft.com/office/drawing/2010/main" val="0"/>
+                        </a:ext>
+                      </a:extLst>
+                    </a:blip>
+                    <a:stretch>
+                      <a:fillRect/>
+                    </a:stretch>
+                  </pic:blipFill>
+                  <pic:spPr>
+                    <a:xfrm>
+                      <a:off x="0" y="0"/>
+                      <a:ext cx="4134427" cy="1228896"/>
                     </a:xfrm>
                     <a:prstGeom prst="rect">
                       <a:avLst/>
@@ -1739,4 +2307,16 @@
     </a:ext>
   </a:extLst>
 </a:theme>
+</file>
+
+<file path=customXml/item1.xml><?xml version="1.0" encoding="utf-8"?>
+<b:Sources xmlns:b="http://schemas.openxmlformats.org/officeDocument/2006/bibliography" xmlns="http://schemas.openxmlformats.org/officeDocument/2006/bibliography" SelectedStyle="\APASixthEditionOfficeOnline.xsl" StyleName="APA" Version="6"/>
+</file>
+
+<file path=customXml/itemProps1.xml><?xml version="1.0" encoding="utf-8"?>
+<ds:datastoreItem xmlns:ds="http://schemas.openxmlformats.org/officeDocument/2006/customXml" ds:itemID="{D2DD2CE1-A121-473F-8F51-5195FBBFBAB2}">
+  <ds:schemaRefs>
+    <ds:schemaRef ds:uri="http://schemas.openxmlformats.org/officeDocument/2006/bibliography"/>
+  </ds:schemaRefs>
+</ds:datastoreItem>
 </file>